--- a/reports/2026-06_elidel_focus_report.docx
+++ b/reports/2026-06_elidel_focus_report.docx
@@ -28,6 +28,99 @@
         </w:rPr>
         <w:t>数据范围：2026-06-01 至 2026-06-30｜来源：产品/竞品研究进展 + NKOL 微信/PubMed 明细</w:t>
       </w:r>
+    </w:p>
+    <w:p>
+      <w:pPr>
+        <w:spacing w:before="200" w:after="120"/>
+      </w:pPr>
+      <w:r>
+        <w:rPr>
+          <w:rFonts w:ascii="Microsoft YaHei" w:hAnsi="Microsoft YaHei" w:eastAsia="微软雅黑"/>
+          <w:b/>
+          <w:color w:val="0F766D"/>
+          <w:sz w:val="28"/>
+        </w:rPr>
+        <w:t>管理层摘要</w:t>
+      </w:r>
+    </w:p>
+    <w:p>
+      <w:pPr>
+        <w:spacing w:after="100" w:line="300" w:lineRule="auto"/>
+      </w:pPr>
+      <w:r>
+        <w:rPr>
+          <w:rFonts w:ascii="Microsoft YaHei" w:hAnsi="Microsoft YaHei" w:eastAsia="微软雅黑"/>
+          <w:b/>
+          <w:color w:val="173B3A"/>
+          <w:sz w:val="23"/>
+        </w:rPr>
+        <w:t>6月爱宁达的核心信号是：AD治疗竞争明显升级，生物制剂、外用非激素和JAK路径都有高证据更新；爱宁达作为乳膏，应优先围绕外用和轻中度AD场景做定位。</w:t>
+      </w:r>
+    </w:p>
+    <w:p>
+      <w:pPr>
+        <w:spacing w:after="60" w:line="293" w:lineRule="auto"/>
+        <w:ind w:left="160"/>
+      </w:pPr>
+      <w:r>
+        <w:rPr>
+          <w:rFonts w:ascii="Microsoft YaHei" w:hAnsi="Microsoft YaHei" w:eastAsia="微软雅黑"/>
+          <w:b w:val="0"/>
+          <w:color w:val="253638"/>
+          <w:sz w:val="21"/>
+        </w:rPr>
+        <w:t>发生了什么：本月纳入105条产品/竞品进展，49条建议跟进、22条高证据；更新集中在Dupixent、Ebglyss、Olumiant、Zoryve、Vtama、本品/同成分及外用JAK等。</w:t>
+      </w:r>
+    </w:p>
+    <w:p>
+      <w:pPr>
+        <w:spacing w:after="60" w:line="293" w:lineRule="auto"/>
+        <w:ind w:left="160"/>
+      </w:pPr>
+      <w:r>
+        <w:rPr>
+          <w:rFonts w:ascii="Microsoft YaHei" w:hAnsi="Microsoft YaHei" w:eastAsia="微软雅黑"/>
+          <w:b w:val="0"/>
+          <w:color w:val="253638"/>
+          <w:sz w:val="21"/>
+        </w:rPr>
+        <w:t>关注什么：优先关注Pimecrolimus同成分、Tacrolimus外用、Vtama/Zoryve等外用非激素、Opzelura等外用JAK，以及Dupixent/Ebglyss/Olumiant等中重度系统治疗。</w:t>
+      </w:r>
+    </w:p>
+    <w:p>
+      <w:pPr>
+        <w:spacing w:after="60" w:line="293" w:lineRule="auto"/>
+        <w:ind w:left="160"/>
+      </w:pPr>
+      <w:r>
+        <w:rPr>
+          <w:rFonts w:ascii="Microsoft YaHei" w:hAnsi="Microsoft YaHei" w:eastAsia="微软雅黑"/>
+          <w:b w:val="0"/>
+          <w:color w:val="253638"/>
+          <w:sz w:val="21"/>
+        </w:rPr>
+        <w:t>为什么关注：生物制剂和JAK影响中重度AD升级路径，外用非激素直接影响爱宁达在乳膏、轻中度、长期管理和安全性沟通中的竞争位置。</w:t>
+      </w:r>
+    </w:p>
+    <w:p>
+      <w:pPr>
+        <w:spacing w:after="60" w:line="293" w:lineRule="auto"/>
+        <w:ind w:left="160"/>
+      </w:pPr>
+      <w:r>
+        <w:rPr>
+          <w:rFonts w:ascii="Microsoft YaHei" w:hAnsi="Microsoft YaHei" w:eastAsia="微软雅黑"/>
+          <w:b w:val="0"/>
+          <w:color w:val="253638"/>
+          <w:sz w:val="21"/>
+        </w:rPr>
+        <w:t>建议动作：严格排除非外用剂型干扰，单独标注外用/口服/生物制剂；更新轻中度AD外用治疗定位；逐条核对高证据竞品研究的人群、终点和安全性。</w:t>
+      </w:r>
+    </w:p>
+    <w:p>
+      <w:pPr>
+        <w:spacing w:after="40"/>
+      </w:pPr>
     </w:p>
     <w:p>
       <w:pPr>
